--- a/Job Hunt 2026/2026-09-09 - Turning Point Action - Media Administrator/Job Description & Company Research - Turning Point Action.docx
+++ b/Job Hunt 2026/2026-09-09 - Turning Point Action - Media Administrator/Job Description & Company Research - Turning Point Action.docx
@@ -44,7 +44,7 @@
         </w:rPr>
         <w:t xml:space="preserve">APPLY:  </w:t>
       </w:r>
-      <w:hyperlink w:history="1" r:id="rIdnq7cfir04l9bbiusotoi_">
+      <w:hyperlink w:history="1" r:id="rId_jb_wmh_hyv0surtjm-3n">
         <w:r>
           <w:rPr>
             <w:rFonts w:ascii="Calibri" w:cs="Calibri" w:eastAsia="Calibri" w:hAnsi="Calibri"/>
@@ -859,7 +859,7 @@
           <w:sz w:val="21"/>
           <w:szCs w:val="21"/>
         </w:rPr>
-        <w:t xml:space="preserve">Turning Point Action (TPAction) is a 501(c)(4) political advocacy group. Charlie Kirk founded it in 2019 as the sister organization of Turning Point USA. Its field program, Chase the Vote, hires ballot chasers in assigned zip-code territories. Its media and marketing staff work on site at the Phoenix headquarters. Charlie Kirk was assassinated in September 2025, and Erika Kirk now leads Turning Point USA. TPAction activists were still campaigning in 2026. No employee reviews of TPAction itself turned up on Glassdoor, Indeed or Reddit. All the Glassdoor and Indeed results were for unrelated employers named "Turning Point". This research is thin: the web-search budget shared by every agent in this run ran out after four searches, so no searches for layoffs, lawsuits, culture or reviews of the sister organization were run.</w:t>
+        <w:t xml:space="preserve">Turning Point Action (TPA) is a 501(c)(4) political advocacy group founded in 2019 by Charlie Kirk as the sister organization and political arm of Turning Point USA (TPUSA). Its headquarters is in Phoenix. It runs the "Chase the Vote" ballot-chase program, and in 2024 the Trump campaign handed it parts of its Arizona field work. Revelio Labs, a third-party estimate, puts TPA at about 105 employees in March 2026 and counts 353 job postings in 2026, up 173.5% from 2025. No employee review profile for TPA turned up on Glassdoor, Indeed, Comparably, CareerBliss, or Kununu. Most "Turning Point" review pages belong to unrelated employers, such as a UK health charity and an Indian retailer. The closest data comes from TPUSA, the sister 501(c)(3), and every review figure below is labeled as TPUSA. Those reviews cover the whole company (117 on Glassdoor, 37 on Indeed). None of them is specific to the media team or to ballot chasing. About the two roles: Ballot Chase Representative postings are tied to individual ZIP codes, and they include Mesa ones such as "Mesa High" and "Enid Park (85206)". The work is contacting low-turnout voters in an assigned precinct and reporting daily to a ballot chase manager. The postings require a driver's license, reliable transportation, and a background check, and some require living within 3 miles of the posted ZIP code. The Media Administrator role (Phoenix, full-time) appears only as a Talent.com aggregator snippet, with no duties, pay, or posting date shown.</w:t>
       </w:r>
     </w:p>
     <w:p>
@@ -885,23 +885,55 @@
       <w:r>
         <w:rPr>
           <w:rFonts w:ascii="Calibri" w:cs="Calibri" w:eastAsia="Calibri" w:hAnsi="Calibri"/>
-          <w:color w:val="1A1A1A"/>
-          <w:sz w:val="21"/>
-          <w:szCs w:val="21"/>
-        </w:rPr>
-        <w:t xml:space="preserve">No Glassdoor profile for Turning Point Action came up, not even in the company-wide results. Every Glassdoor result was for an unrelated employer named "Turning Point", mainly a UK health and social care charity, rated about 3.1 to 3.3 out of 5. Those ratings do not apply to TPAction and should not be quoted as if they do.</w:t>
-      </w:r>
-    </w:p>
-    <w:p>
-      <w:pPr>
-        <w:spacing w:after="60" w:before="180"/>
-      </w:pPr>
-      <w:r>
-        <w:rPr>
-          <w:rFonts w:ascii="Calibri" w:cs="Calibri" w:eastAsia="Calibri" w:hAnsi="Calibri"/>
           <w:b/>
           <w:bCs/>
           <w:color w:val="1A1A1A"/>
+          <w:sz w:val="21"/>
+          <w:szCs w:val="21"/>
+        </w:rPr>
+        <w:t xml:space="preserve">3.6/5 (Turning Point USA, not Turning Point Action) (117 (TPUSA, company-wide))  </w:t>
+      </w:r>
+      <w:r>
+        <w:rPr>
+          <w:rFonts w:ascii="Calibri" w:cs="Calibri" w:eastAsia="Calibri" w:hAnsi="Calibri"/>
+          <w:color w:val="1A1A1A"/>
+          <w:sz w:val="21"/>
+          <w:szCs w:val="21"/>
+        </w:rPr>
+        <w:t xml:space="preserve">No Glassdoor page for Turning Point Action was found, so these numbers are for Turning Point USA (TPUSA), its sister organization. TPUSA has a 3.6/5 rating from 117 reviews, close to the 3.7 non-profit industry average, and about 59-60% of reviewers would recommend it. Work-life balance scores 3.3/5 and compensation 3.2/5. Glassdoor's summary says 'poor management' comes up in 17 reviews and 'disorganized leadership / shifting priorities' in 7. Positive reviews praise the mission, the HQ culture, flexibility, and the job as a first step in conservative politics. Negative reviews mention high turnover, pressure to be available after hours, and heavy workload for the pay. The page still lists Charlie Kirk as CEO, so its 74% CEO approval is out of date. One reviewer claimed management pushes staff to post positive reviews; this is not verified. The sample is small and covers all of TPUSA, not specific teams. Search snippets did not show review dates for most reviews.</w:t>
+      </w:r>
+      <w:r>
+        <w:rPr>
+          <w:rFonts w:ascii="Calibri" w:cs="Calibri" w:eastAsia="Calibri" w:hAnsi="Calibri"/>
+          <w:color w:val="1A1A1A"/>
+          <w:sz w:val="21"/>
+          <w:szCs w:val="21"/>
+        </w:rPr>
+        <w:t xml:space="preserve"> </w:t>
+      </w:r>
+      <w:hyperlink w:history="1" r:id="rIdsyx6aj8c52nhcguy_9avw">
+        <w:r>
+          <w:rPr>
+            <w:rFonts w:ascii="Calibri" w:cs="Calibri" w:eastAsia="Calibri" w:hAnsi="Calibri"/>
+            <w:color w:val="1A4D8F"/>
+            <w:sz w:val="21"/>
+            <w:szCs w:val="21"/>
+            <w:u w:val="single"/>
+          </w:rPr>
+          <w:t xml:space="preserve">Source</w:t>
+        </w:r>
+      </w:hyperlink>
+    </w:p>
+    <w:p>
+      <w:pPr>
+        <w:spacing w:after="60" w:before="180"/>
+      </w:pPr>
+      <w:r>
+        <w:rPr>
+          <w:rFonts w:ascii="Calibri" w:cs="Calibri" w:eastAsia="Calibri" w:hAnsi="Calibri"/>
+          <w:b/>
+          <w:bCs/>
+          <w:color w:val="1A1A1A"/>
           <w:sz w:val="23"/>
           <w:szCs w:val="23"/>
         </w:rPr>
@@ -915,23 +947,55 @@
       <w:r>
         <w:rPr>
           <w:rFonts w:ascii="Calibri" w:cs="Calibri" w:eastAsia="Calibri" w:hAnsi="Calibri"/>
-          <w:color w:val="1A1A1A"/>
-          <w:sz w:val="21"/>
-          <w:szCs w:val="21"/>
-        </w:rPr>
-        <w:t xml:space="preserve">No Indeed reviews for Turning Point Action came up. The Indeed results were for unrelated "Turning Point" employers in the UK, Australia, India and Sacramento. The Indeed connector failed to connect in this session (rate-limited), so get_company_data could not be called.</w:t>
-      </w:r>
-    </w:p>
-    <w:p>
-      <w:pPr>
-        <w:spacing w:after="60" w:before="180"/>
-      </w:pPr>
-      <w:r>
-        <w:rPr>
-          <w:rFonts w:ascii="Calibri" w:cs="Calibri" w:eastAsia="Calibri" w:hAnsi="Calibri"/>
           <w:b/>
           <w:bCs/>
           <w:color w:val="1A1A1A"/>
+          <w:sz w:val="21"/>
+          <w:szCs w:val="21"/>
+        </w:rPr>
+        <w:t xml:space="preserve">3.1/5 from 37 reviews (Turning Point USA, not Turning Point Action)  </w:t>
+      </w:r>
+      <w:r>
+        <w:rPr>
+          <w:rFonts w:ascii="Calibri" w:cs="Calibri" w:eastAsia="Calibri" w:hAnsi="Calibri"/>
+          <w:color w:val="1A1A1A"/>
+          <w:sz w:val="21"/>
+          <w:szCs w:val="21"/>
+        </w:rPr>
+        <w:t xml:space="preserve">No Indeed company page for Turning Point Action turned up. Turning Point USA's Indeed page shows 3.1 stars from 37 reviews, which Indeed marks as 'evolving'. It also shows a work wellbeing score of 71 from 39 survey responses, with 'stress-free work' rated Average. This is a small sample covering all of TPUSA, not specific teams. The Indeed MCP tool failed to connect for this session, so no further Indeed metadata was pulled. Other 'Turning Point' Indeed pages (UK, India, Australia) are unrelated employers.</w:t>
+      </w:r>
+      <w:r>
+        <w:rPr>
+          <w:rFonts w:ascii="Calibri" w:cs="Calibri" w:eastAsia="Calibri" w:hAnsi="Calibri"/>
+          <w:color w:val="1A1A1A"/>
+          <w:sz w:val="21"/>
+          <w:szCs w:val="21"/>
+        </w:rPr>
+        <w:t xml:space="preserve"> </w:t>
+      </w:r>
+      <w:hyperlink w:history="1" r:id="rIdxwmljuunuizcj5irz9kgn">
+        <w:r>
+          <w:rPr>
+            <w:rFonts w:ascii="Calibri" w:cs="Calibri" w:eastAsia="Calibri" w:hAnsi="Calibri"/>
+            <w:color w:val="1A4D8F"/>
+            <w:sz w:val="21"/>
+            <w:szCs w:val="21"/>
+            <w:u w:val="single"/>
+          </w:rPr>
+          <w:t xml:space="preserve">Source</w:t>
+        </w:r>
+      </w:hyperlink>
+    </w:p>
+    <w:p>
+      <w:pPr>
+        <w:spacing w:after="60" w:before="180"/>
+      </w:pPr>
+      <w:r>
+        <w:rPr>
+          <w:rFonts w:ascii="Calibri" w:cs="Calibri" w:eastAsia="Calibri" w:hAnsi="Calibri"/>
+          <w:b/>
+          <w:bCs/>
+          <w:color w:val="1A1A1A"/>
           <w:sz w:val="23"/>
           <w:szCs w:val="23"/>
         </w:rPr>
@@ -940,17 +1004,29 @@
     </w:p>
     <w:p>
       <w:pPr>
-        <w:spacing w:after="100" w:line="264"/>
-      </w:pPr>
-      <w:r>
-        <w:rPr>
-          <w:rFonts w:ascii="Calibri" w:cs="Calibri" w:eastAsia="Calibri" w:hAnsi="Calibri"/>
-          <w:color w:val="1A1A1A"/>
-          <w:sz w:val="21"/>
-          <w:szCs w:val="21"/>
-        </w:rPr>
-        <w:t xml:space="preserve">A site:reddit.com search returned no Reddit pages, only Wikipedia and news sites. No employee or applicant threads were found.</w:t>
-      </w:r>
+        <w:spacing w:after="100"/>
+      </w:pPr>
+      <w:r>
+        <w:rPr>
+          <w:rFonts w:ascii="Calibri" w:cs="Calibri" w:eastAsia="Calibri" w:hAnsi="Calibri"/>
+          <w:color w:val="1A1A1A"/>
+          <w:sz w:val="21"/>
+          <w:szCs w:val="21"/>
+        </w:rPr>
+        <w:t xml:space="preserve">Reddit could not be searched for this sheet: Reddit blocks the automated search Claude uses. Open the link to read what people say there. </w:t>
+      </w:r>
+      <w:hyperlink w:history="1" r:id="rIdxokfmgumft_wnejb_c9wy">
+        <w:r>
+          <w:rPr>
+            <w:rFonts w:ascii="Calibri" w:cs="Calibri" w:eastAsia="Calibri" w:hAnsi="Calibri"/>
+            <w:color w:val="1A4D8F"/>
+            <w:sz w:val="21"/>
+            <w:szCs w:val="21"/>
+            <w:u w:val="single"/>
+          </w:rPr>
+          <w:t xml:space="preserve">Search Reddit for Turning Point Action</w:t>
+        </w:r>
+      </w:hyperlink>
     </w:p>
     <w:p>
       <w:pPr>
@@ -1003,7 +1079,7 @@
           <w:sz w:val="21"/>
           <w:szCs w:val="21"/>
         </w:rPr>
-        <w:t xml:space="preserve">It is hiring in the Phoenix area right now. On ZipRecruiter: a Media Administrator posted about 7 days ago, ballot chase representative jobs in Mesa and Scottsdale posted 15 to 22 days ago, and an intern job posted 13 days ago.</w:t>
+        <w:t xml:space="preserve">Reviewers describe it as a good first job in conservative politics, especially for recent graduates (TPUSA reviews).</w:t>
       </w:r>
       <w:r>
         <w:rPr>
@@ -1014,7 +1090,7 @@
         </w:rPr>
         <w:t xml:space="preserve"> </w:t>
       </w:r>
-      <w:hyperlink w:history="1" r:id="rId1pi11lajcftzzmh2xmfie">
+      <w:hyperlink w:history="1" r:id="rIdflsog_4jflk7xjcxofqit">
         <w:r>
           <w:rPr>
             <w:rFonts w:ascii="Calibri" w:cs="Calibri" w:eastAsia="Calibri" w:hAnsi="Calibri"/>
@@ -1034,7 +1110,7 @@
         </w:rPr>
         <w:t xml:space="preserve"> </w:t>
       </w:r>
-      <w:hyperlink w:history="1" r:id="rId0z5drn3outnvzslu9i3o2">
+      <w:hyperlink w:history="1" r:id="rIdld63ckkctddz-ank4lgqt">
         <w:r>
           <w:rPr>
             <w:rFonts w:ascii="Calibri" w:cs="Calibri" w:eastAsia="Calibri" w:hAnsi="Calibri"/>
@@ -1062,7 +1138,7 @@
           <w:sz w:val="21"/>
           <w:szCs w:val="21"/>
         </w:rPr>
-        <w:t xml:space="preserve">The headquarters job is local. The Media Administrator listing is full-time and on site in Phoenix: a drive across the Valley from Mesa, with no move needed.</w:t>
+        <w:t xml:space="preserve">Some 5-star reviews praise the HQ culture, work-life balance, flexibility, and the mission (TPUSA reviews).</w:t>
       </w:r>
       <w:r>
         <w:rPr>
@@ -1073,7 +1149,7 @@
         </w:rPr>
         <w:t xml:space="preserve"> </w:t>
       </w:r>
-      <w:hyperlink w:history="1" r:id="rIdfusss_b_cevhpaofixjzb">
+      <w:hyperlink w:history="1" r:id="rId3ngirjg3dwjjswj-7zahz">
         <w:r>
           <w:rPr>
             <w:rFonts w:ascii="Calibri" w:cs="Calibri" w:eastAsia="Calibri" w:hAnsi="Calibri"/>
@@ -1084,25 +1160,6 @@
           <w:t xml:space="preserve">[1]</w:t>
         </w:r>
       </w:hyperlink>
-    </w:p>
-    <w:p>
-      <w:pPr>
-        <w:pStyle w:val="ListParagraph"/>
-        <w:numPr>
-          <w:ilvl w:val="0"/>
-          <w:numId w:val="2"/>
-        </w:numPr>
-        <w:spacing w:after="50" w:line="259"/>
-      </w:pPr>
-      <w:r>
-        <w:rPr>
-          <w:rFonts w:ascii="Calibri" w:cs="Calibri" w:eastAsia="Calibri" w:hAnsi="Calibri"/>
-          <w:color w:val="1A1A1A"/>
-          <w:sz w:val="21"/>
-          <w:szCs w:val="21"/>
-        </w:rPr>
-        <w:t xml:space="preserve">It is a large, active operation with national reach. Fortune says Turning Point and Turning Point Action played a crucial role in the 2024 election, and TPAction activists were still campaigning in 2026 (Iowa State Fair). Media made there gets a big audience.</w:t>
-      </w:r>
       <w:r>
         <w:rPr>
           <w:rFonts w:ascii="Calibri" w:cs="Calibri" w:eastAsia="Calibri" w:hAnsi="Calibri"/>
@@ -1112,7 +1169,7 @@
         </w:rPr>
         <w:t xml:space="preserve"> </w:t>
       </w:r>
-      <w:hyperlink w:history="1" r:id="rIdkpymydrvpm6mpzargvdkr">
+      <w:hyperlink w:history="1" r:id="rId9ha9u6kza4gmd3ru2akdk">
         <w:r>
           <w:rPr>
             <w:rFonts w:ascii="Calibri" w:cs="Calibri" w:eastAsia="Calibri" w:hAnsi="Calibri"/>
@@ -1120,9 +1177,28 @@
             <w:sz w:val="17"/>
             <w:szCs w:val="17"/>
           </w:rPr>
-          <w:t xml:space="preserve">[1]</w:t>
-        </w:r>
-      </w:hyperlink>
+          <w:t xml:space="preserve">[2]</w:t>
+        </w:r>
+      </w:hyperlink>
+    </w:p>
+    <w:p>
+      <w:pPr>
+        <w:pStyle w:val="ListParagraph"/>
+        <w:numPr>
+          <w:ilvl w:val="0"/>
+          <w:numId w:val="2"/>
+        </w:numPr>
+        <w:spacing w:after="50" w:line="259"/>
+      </w:pPr>
+      <w:r>
+        <w:rPr>
+          <w:rFonts w:ascii="Calibri" w:cs="Calibri" w:eastAsia="Calibri" w:hAnsi="Calibri"/>
+          <w:color w:val="1A1A1A"/>
+          <w:sz w:val="21"/>
+          <w:szCs w:val="21"/>
+        </w:rPr>
+        <w:t xml:space="preserve">TPA is growing fast, which means openings and room to move up. One estimate counts 353 postings in 2026, up 173.5% from 2025, with about 105 staff (TPA, third-party estimate).</w:t>
+      </w:r>
       <w:r>
         <w:rPr>
           <w:rFonts w:ascii="Calibri" w:cs="Calibri" w:eastAsia="Calibri" w:hAnsi="Calibri"/>
@@ -1132,7 +1208,7 @@
         </w:rPr>
         <w:t xml:space="preserve"> </w:t>
       </w:r>
-      <w:hyperlink w:history="1" r:id="rIdshfybmkthbtkukly815sk">
+      <w:hyperlink w:history="1" r:id="rId_ro6owusxjztxqyhcrffe">
         <w:r>
           <w:rPr>
             <w:rFonts w:ascii="Calibri" w:cs="Calibri" w:eastAsia="Calibri" w:hAnsi="Calibri"/>
@@ -1140,7 +1216,7 @@
             <w:sz w:val="17"/>
             <w:szCs w:val="17"/>
           </w:rPr>
-          <w:t xml:space="preserve">[2]</w:t>
+          <w:t xml:space="preserve">[1]</w:t>
         </w:r>
       </w:hyperlink>
     </w:p>
@@ -1160,7 +1236,7 @@
           <w:sz w:val="21"/>
           <w:szCs w:val="21"/>
         </w:rPr>
-        <w:t xml:space="preserve">The sister organization, Turning Point USA, is also hiring for related media jobs in Phoenix: a Marketing Copywriter ($54,600 to $80,900 on ZipRecruiter) and a FRONTLINES Social Media Administrator. That gives him a second way in at the same headquarters group.</w:t>
+        <w:t xml:space="preserve">The headquarters is in Phoenix, a short commute from Mesa, and ballot chase postings exist for Mesa ZIP codes such as Mesa High and Enid Park (85206) (TPA).</w:t>
       </w:r>
       <w:r>
         <w:rPr>
@@ -1171,7 +1247,7 @@
         </w:rPr>
         <w:t xml:space="preserve"> </w:t>
       </w:r>
-      <w:hyperlink w:history="1" r:id="rIdu2_s6lrf0vpxiw3xbhqlg">
+      <w:hyperlink w:history="1" r:id="rIdko-jfzet6xtvlpas4iacf">
         <w:r>
           <w:rPr>
             <w:rFonts w:ascii="Calibri" w:cs="Calibri" w:eastAsia="Calibri" w:hAnsi="Calibri"/>
@@ -1191,7 +1267,7 @@
         </w:rPr>
         <w:t xml:space="preserve"> </w:t>
       </w:r>
-      <w:hyperlink w:history="1" r:id="rIdbqqoytesfx_9ugynahftg">
+      <w:hyperlink w:history="1" r:id="rIdcykhk3xkkzuu4opg34hix">
         <w:r>
           <w:rPr>
             <w:rFonts w:ascii="Calibri" w:cs="Calibri" w:eastAsia="Calibri" w:hAnsi="Calibri"/>
@@ -1200,6 +1276,144 @@
             <w:szCs w:val="17"/>
           </w:rPr>
           <w:t xml:space="preserve">[2]</w:t>
+        </w:r>
+      </w:hyperlink>
+      <w:r>
+        <w:rPr>
+          <w:rFonts w:ascii="Calibri" w:cs="Calibri" w:eastAsia="Calibri" w:hAnsi="Calibri"/>
+          <w:color w:val="1A1A1A"/>
+          <w:sz w:val="21"/>
+          <w:szCs w:val="21"/>
+        </w:rPr>
+        <w:t xml:space="preserve"> </w:t>
+      </w:r>
+      <w:hyperlink w:history="1" r:id="rIdt7x82k8chd_d3hmybu67m">
+        <w:r>
+          <w:rPr>
+            <w:rFonts w:ascii="Calibri" w:cs="Calibri" w:eastAsia="Calibri" w:hAnsi="Calibri"/>
+            <w:color w:val="1A4D8F"/>
+            <w:sz w:val="17"/>
+            <w:szCs w:val="17"/>
+          </w:rPr>
+          <w:t xml:space="preserve">[3]</w:t>
+        </w:r>
+      </w:hyperlink>
+    </w:p>
+    <w:p>
+      <w:pPr>
+        <w:pStyle w:val="ListParagraph"/>
+        <w:numPr>
+          <w:ilvl w:val="0"/>
+          <w:numId w:val="2"/>
+        </w:numPr>
+        <w:spacing w:after="50" w:line="259"/>
+      </w:pPr>
+      <w:r>
+        <w:rPr>
+          <w:rFonts w:ascii="Calibri" w:cs="Calibri" w:eastAsia="Calibri" w:hAnsi="Calibri"/>
+          <w:color w:val="1A1A1A"/>
+          <w:sz w:val="21"/>
+          <w:szCs w:val="21"/>
+        </w:rPr>
+        <w:t xml:space="preserve">The work is high-profile, which can help a resume in political media and campaign work. TPA ran a large part of the 2024 Trump ground game in Arizona and has been credited with 2026 primary results in Indiana (TPA).</w:t>
+      </w:r>
+      <w:r>
+        <w:rPr>
+          <w:rFonts w:ascii="Calibri" w:cs="Calibri" w:eastAsia="Calibri" w:hAnsi="Calibri"/>
+          <w:color w:val="1A1A1A"/>
+          <w:sz w:val="21"/>
+          <w:szCs w:val="21"/>
+        </w:rPr>
+        <w:t xml:space="preserve"> </w:t>
+      </w:r>
+      <w:hyperlink w:history="1" r:id="rIdrjdpbsczmc_renzimussf">
+        <w:r>
+          <w:rPr>
+            <w:rFonts w:ascii="Calibri" w:cs="Calibri" w:eastAsia="Calibri" w:hAnsi="Calibri"/>
+            <w:color w:val="1A4D8F"/>
+            <w:sz w:val="17"/>
+            <w:szCs w:val="17"/>
+          </w:rPr>
+          <w:t xml:space="preserve">[1]</w:t>
+        </w:r>
+      </w:hyperlink>
+      <w:r>
+        <w:rPr>
+          <w:rFonts w:ascii="Calibri" w:cs="Calibri" w:eastAsia="Calibri" w:hAnsi="Calibri"/>
+          <w:color w:val="1A1A1A"/>
+          <w:sz w:val="21"/>
+          <w:szCs w:val="21"/>
+        </w:rPr>
+        <w:t xml:space="preserve"> </w:t>
+      </w:r>
+      <w:hyperlink w:history="1" r:id="rIdvk9mdt7vpwi96-dn7zau_">
+        <w:r>
+          <w:rPr>
+            <w:rFonts w:ascii="Calibri" w:cs="Calibri" w:eastAsia="Calibri" w:hAnsi="Calibri"/>
+            <w:color w:val="1A4D8F"/>
+            <w:sz w:val="17"/>
+            <w:szCs w:val="17"/>
+          </w:rPr>
+          <w:t xml:space="preserve">[2]</w:t>
+        </w:r>
+      </w:hyperlink>
+      <w:r>
+        <w:rPr>
+          <w:rFonts w:ascii="Calibri" w:cs="Calibri" w:eastAsia="Calibri" w:hAnsi="Calibri"/>
+          <w:color w:val="1A1A1A"/>
+          <w:sz w:val="21"/>
+          <w:szCs w:val="21"/>
+        </w:rPr>
+        <w:t xml:space="preserve"> </w:t>
+      </w:r>
+      <w:hyperlink w:history="1" r:id="rIdky68bf-oqdjja9vg77nct">
+        <w:r>
+          <w:rPr>
+            <w:rFonts w:ascii="Calibri" w:cs="Calibri" w:eastAsia="Calibri" w:hAnsi="Calibri"/>
+            <w:color w:val="1A4D8F"/>
+            <w:sz w:val="17"/>
+            <w:szCs w:val="17"/>
+          </w:rPr>
+          <w:t xml:space="preserve">[3]</w:t>
+        </w:r>
+      </w:hyperlink>
+    </w:p>
+    <w:p>
+      <w:pPr>
+        <w:pStyle w:val="ListParagraph"/>
+        <w:numPr>
+          <w:ilvl w:val="0"/>
+          <w:numId w:val="2"/>
+        </w:numPr>
+        <w:spacing w:after="50" w:line="259"/>
+      </w:pPr>
+      <w:r>
+        <w:rPr>
+          <w:rFonts w:ascii="Calibri" w:cs="Calibri" w:eastAsia="Calibri" w:hAnsi="Calibri"/>
+          <w:color w:val="1A1A1A"/>
+          <w:sz w:val="21"/>
+          <w:szCs w:val="21"/>
+        </w:rPr>
+        <w:t xml:space="preserve">Indeed's work wellbeing score is 71 from 39 responses, a middling result rather than a warning sign (TPUSA).</w:t>
+      </w:r>
+      <w:r>
+        <w:rPr>
+          <w:rFonts w:ascii="Calibri" w:cs="Calibri" w:eastAsia="Calibri" w:hAnsi="Calibri"/>
+          <w:color w:val="1A1A1A"/>
+          <w:sz w:val="21"/>
+          <w:szCs w:val="21"/>
+        </w:rPr>
+        <w:t xml:space="preserve"> </w:t>
+      </w:r>
+      <w:hyperlink w:history="1" r:id="rIdrtenlsuewvvxn_j5omatu">
+        <w:r>
+          <w:rPr>
+            <w:rFonts w:ascii="Calibri" w:cs="Calibri" w:eastAsia="Calibri" w:hAnsi="Calibri"/>
+            <w:color w:val="1A4D8F"/>
+            <w:sz w:val="17"/>
+            <w:szCs w:val="17"/>
+          </w:rPr>
+          <w:t xml:space="preserve">[1]</w:t>
         </w:r>
       </w:hyperlink>
     </w:p>
@@ -1235,7 +1449,7 @@
           <w:sz w:val="21"/>
           <w:szCs w:val="21"/>
         </w:rPr>
-        <w:t xml:space="preserve">There are no employee reviews for TPAction itself. The Glassdoor and Indeed results were all for unrelated "Turning Point" employers, so there is no outside view of management, hours, turnover or culture.</w:t>
+        <w:t xml:space="preserve">Management is the most common complaint. Glassdoor's summary counts 'poor management' in 17 reviews and 'disorganized leadership / shifting priorities' in 7, and some reviewers describe unprofessional or passive-aggressive managers (TPUSA).</w:t>
       </w:r>
       <w:r>
         <w:rPr>
@@ -1246,7 +1460,7 @@
         </w:rPr>
         <w:t xml:space="preserve"> </w:t>
       </w:r>
-      <w:hyperlink w:history="1" r:id="rId2hv1goxx5__ffitx3bxrb">
+      <w:hyperlink w:history="1" r:id="rIdr5nv_yq7rmw_qz1ze17a7">
         <w:r>
           <w:rPr>
             <w:rFonts w:ascii="Calibri" w:cs="Calibri" w:eastAsia="Calibri" w:hAnsi="Calibri"/>
@@ -1266,7 +1480,7 @@
         </w:rPr>
         <w:t xml:space="preserve"> </w:t>
       </w:r>
-      <w:hyperlink w:history="1" r:id="rIdm9vztwxvfnl0q4f7ipha1">
+      <w:hyperlink w:history="1" r:id="rIdfqdq9fkzaziunsxg_mx1p">
         <w:r>
           <w:rPr>
             <w:rFonts w:ascii="Calibri" w:cs="Calibri" w:eastAsia="Calibri" w:hAnsi="Calibri"/>
@@ -1294,7 +1508,7 @@
           <w:sz w:val="21"/>
           <w:szCs w:val="21"/>
         </w:rPr>
-        <w:t xml:space="preserve">Pay is well below his $75,000 floor. ZipRecruiter shows the Media Administrator at $42,000 to $64,500, the ballot chase jobs at $27,000 to $33,000 (Scottsdale) and $41,000 to $60,500 (Mesa), and the intern at $34,000 to $38,000. These may be ZipRecruiter's own estimates, since the postings he pasted listed no pay.</w:t>
+        <w:t xml:space="preserve">Long hours and after-hours availability. Work-life balance averages 3.3/5, 'no work/life balance' appears in several reviews, and current staff mention early mornings, late nights, and a lot of travel (TPUSA).</w:t>
       </w:r>
       <w:r>
         <w:rPr>
@@ -1305,7 +1519,7 @@
         </w:rPr>
         <w:t xml:space="preserve"> </w:t>
       </w:r>
-      <w:hyperlink w:history="1" r:id="rIdrvfokgg3byusmqmhssgey">
+      <w:hyperlink w:history="1" r:id="rIdxa8lcyqs5rtd34cwcjb9z">
         <w:r>
           <w:rPr>
             <w:rFonts w:ascii="Calibri" w:cs="Calibri" w:eastAsia="Calibri" w:hAnsi="Calibri"/>
@@ -1325,7 +1539,7 @@
         </w:rPr>
         <w:t xml:space="preserve"> </w:t>
       </w:r>
-      <w:hyperlink w:history="1" r:id="rId6eqvubjned1enkxuifprw">
+      <w:hyperlink w:history="1" r:id="rId1pq1ixy39pxmwrucalmgu">
         <w:r>
           <w:rPr>
             <w:rFonts w:ascii="Calibri" w:cs="Calibri" w:eastAsia="Calibri" w:hAnsi="Calibri"/>
@@ -1353,7 +1567,7 @@
           <w:sz w:val="21"/>
           <w:szCs w:val="21"/>
         </w:rPr>
-        <w:t xml:space="preserve">Ballot chase jobs are tied to set zip codes and to the election calendar. Each listing names its zip codes in the title, and the November 3, 2026 general election is three weeks away, so these jobs likely end soon after.</w:t>
+        <w:t xml:space="preserve">Pay is low for the workload. Compensation is rated 3.2/5, and reviewers say the workload is heavy relative to pay (TPUSA).</w:t>
       </w:r>
       <w:r>
         <w:rPr>
@@ -1364,7 +1578,7 @@
         </w:rPr>
         <w:t xml:space="preserve"> </w:t>
       </w:r>
-      <w:hyperlink w:history="1" r:id="rIdonscfpkkcvhffwzjlpbib">
+      <w:hyperlink w:history="1" r:id="rIdmm7pfxyxy9srm5gexvkqb">
         <w:r>
           <w:rPr>
             <w:rFonts w:ascii="Calibri" w:cs="Calibri" w:eastAsia="Calibri" w:hAnsi="Calibri"/>
@@ -1375,25 +1589,6 @@
           <w:t xml:space="preserve">[1]</w:t>
         </w:r>
       </w:hyperlink>
-    </w:p>
-    <w:p>
-      <w:pPr>
-        <w:pStyle w:val="ListParagraph"/>
-        <w:numPr>
-          <w:ilvl w:val="0"/>
-          <w:numId w:val="2"/>
-        </w:numPr>
-        <w:spacing w:after="50" w:line="259"/>
-      </w:pPr>
-      <w:r>
-        <w:rPr>
-          <w:rFonts w:ascii="Calibri" w:cs="Calibri" w:eastAsia="Calibri" w:hAnsi="Calibri"/>
-          <w:color w:val="1A1A1A"/>
-          <w:sz w:val="21"/>
-          <w:szCs w:val="21"/>
-        </w:rPr>
-        <w:t xml:space="preserve">Leadership changed suddenly. Founder Charlie Kirk was assassinated in September 2025, and Erika Kirk now leads Turning Point USA. None of the sources found say how this changed TPAction's staffing or direction.</w:t>
-      </w:r>
       <w:r>
         <w:rPr>
           <w:rFonts w:ascii="Calibri" w:cs="Calibri" w:eastAsia="Calibri" w:hAnsi="Calibri"/>
@@ -1403,7 +1598,7 @@
         </w:rPr>
         <w:t xml:space="preserve"> </w:t>
       </w:r>
-      <w:hyperlink w:history="1" r:id="rIdj8by-fyztg58uf6sqzfpb">
+      <w:hyperlink w:history="1" r:id="rIdfzh0mirye5xfowlzpgmna">
         <w:r>
           <w:rPr>
             <w:rFonts w:ascii="Calibri" w:cs="Calibri" w:eastAsia="Calibri" w:hAnsi="Calibri"/>
@@ -1411,9 +1606,28 @@
             <w:sz w:val="17"/>
             <w:szCs w:val="17"/>
           </w:rPr>
-          <w:t xml:space="preserve">[1]</w:t>
-        </w:r>
-      </w:hyperlink>
+          <w:t xml:space="preserve">[2]</w:t>
+        </w:r>
+      </w:hyperlink>
+    </w:p>
+    <w:p>
+      <w:pPr>
+        <w:pStyle w:val="ListParagraph"/>
+        <w:numPr>
+          <w:ilvl w:val="0"/>
+          <w:numId w:val="2"/>
+        </w:numPr>
+        <w:spacing w:after="50" w:line="259"/>
+      </w:pPr>
+      <w:r>
+        <w:rPr>
+          <w:rFonts w:ascii="Calibri" w:cs="Calibri" w:eastAsia="Calibri" w:hAnsi="Calibri"/>
+          <w:color w:val="1A1A1A"/>
+          <w:sz w:val="21"/>
+          <w:szCs w:val="21"/>
+        </w:rPr>
+        <w:t xml:space="preserve">Turnover is high. One former administrator called it 'insane', and another said hiring and departures happened at the same pace (TPUSA).</w:t>
+      </w:r>
       <w:r>
         <w:rPr>
           <w:rFonts w:ascii="Calibri" w:cs="Calibri" w:eastAsia="Calibri" w:hAnsi="Calibri"/>
@@ -1423,7 +1637,7 @@
         </w:rPr>
         <w:t xml:space="preserve"> </w:t>
       </w:r>
-      <w:hyperlink w:history="1" r:id="rIdsv_iwyah8dz6tc0npgxp2">
+      <w:hyperlink w:history="1" r:id="rIdeflkdxd6ti7keozakjson">
         <w:r>
           <w:rPr>
             <w:rFonts w:ascii="Calibri" w:cs="Calibri" w:eastAsia="Calibri" w:hAnsi="Calibri"/>
@@ -1431,28 +1645,9 @@
             <w:sz w:val="17"/>
             <w:szCs w:val="17"/>
           </w:rPr>
-          <w:t xml:space="preserve">[2]</w:t>
-        </w:r>
-      </w:hyperlink>
-    </w:p>
-    <w:p>
-      <w:pPr>
-        <w:pStyle w:val="ListParagraph"/>
-        <w:numPr>
-          <w:ilvl w:val="0"/>
-          <w:numId w:val="2"/>
-        </w:numPr>
-        <w:spacing w:after="50" w:line="259"/>
-      </w:pPr>
-      <w:r>
-        <w:rPr>
-          <w:rFonts w:ascii="Calibri" w:cs="Calibri" w:eastAsia="Calibri" w:hAnsi="Calibri"/>
-          <w:color w:val="1A1A1A"/>
-          <w:sz w:val="21"/>
-          <w:szCs w:val="21"/>
-        </w:rPr>
-        <w:t xml:space="preserve">The work is public and partisan. TPAction is a 501(c)(4) political advocacy group, so working there ties his name to it publicly, in a way that corporate media work does not.</w:t>
-      </w:r>
+          <w:t xml:space="preserve">[1]</w:t>
+        </w:r>
+      </w:hyperlink>
       <w:r>
         <w:rPr>
           <w:rFonts w:ascii="Calibri" w:cs="Calibri" w:eastAsia="Calibri" w:hAnsi="Calibri"/>
@@ -1462,7 +1657,7 @@
         </w:rPr>
         <w:t xml:space="preserve"> </w:t>
       </w:r>
-      <w:hyperlink w:history="1" r:id="rIdvnsypb7i5arojsxe_ojiw">
+      <w:hyperlink w:history="1" r:id="rIdkhqwcyt7hjjlxmvkgf0rd">
         <w:r>
           <w:rPr>
             <w:rFonts w:ascii="Calibri" w:cs="Calibri" w:eastAsia="Calibri" w:hAnsi="Calibri"/>
@@ -1470,7 +1665,204 @@
             <w:sz w:val="17"/>
             <w:szCs w:val="17"/>
           </w:rPr>
+          <w:t xml:space="preserve">[2]</w:t>
+        </w:r>
+      </w:hyperlink>
+    </w:p>
+    <w:p>
+      <w:pPr>
+        <w:pStyle w:val="ListParagraph"/>
+        <w:numPr>
+          <w:ilvl w:val="0"/>
+          <w:numId w:val="2"/>
+        </w:numPr>
+        <w:spacing w:after="50" w:line="259"/>
+      </w:pPr>
+      <w:r>
+        <w:rPr>
+          <w:rFonts w:ascii="Calibri" w:cs="Calibri" w:eastAsia="Calibri" w:hAnsi="Calibri"/>
+          <w:color w:val="1A1A1A"/>
+          <w:sz w:val="21"/>
+          <w:szCs w:val="21"/>
+        </w:rPr>
+        <w:t xml:space="preserve">Turmoil since Charlie Kirk's killing in September 2025. Former staff allege loyalty checks followed by firings, retaliation against a PR manager who questioned leadership, and 20-hour workdays. These claims are disputed and not independently verified (TPUSA).</w:t>
+      </w:r>
+      <w:r>
+        <w:rPr>
+          <w:rFonts w:ascii="Calibri" w:cs="Calibri" w:eastAsia="Calibri" w:hAnsi="Calibri"/>
+          <w:color w:val="1A1A1A"/>
+          <w:sz w:val="21"/>
+          <w:szCs w:val="21"/>
+        </w:rPr>
+        <w:t xml:space="preserve"> </w:t>
+      </w:r>
+      <w:hyperlink w:history="1" r:id="rId_orkixerqtv6r8oxdsyny">
+        <w:r>
+          <w:rPr>
+            <w:rFonts w:ascii="Calibri" w:cs="Calibri" w:eastAsia="Calibri" w:hAnsi="Calibri"/>
+            <w:color w:val="1A4D8F"/>
+            <w:sz w:val="17"/>
+            <w:szCs w:val="17"/>
+          </w:rPr>
           <w:t xml:space="preserve">[1]</w:t>
+        </w:r>
+      </w:hyperlink>
+      <w:r>
+        <w:rPr>
+          <w:rFonts w:ascii="Calibri" w:cs="Calibri" w:eastAsia="Calibri" w:hAnsi="Calibri"/>
+          <w:color w:val="1A1A1A"/>
+          <w:sz w:val="21"/>
+          <w:szCs w:val="21"/>
+        </w:rPr>
+        <w:t xml:space="preserve"> </w:t>
+      </w:r>
+      <w:hyperlink w:history="1" r:id="rIdqkotfxookpjonlflwywt-">
+        <w:r>
+          <w:rPr>
+            <w:rFonts w:ascii="Calibri" w:cs="Calibri" w:eastAsia="Calibri" w:hAnsi="Calibri"/>
+            <w:color w:val="1A4D8F"/>
+            <w:sz w:val="17"/>
+            <w:szCs w:val="17"/>
+          </w:rPr>
+          <w:t xml:space="preserve">[2]</w:t>
+        </w:r>
+      </w:hyperlink>
+      <w:r>
+        <w:rPr>
+          <w:rFonts w:ascii="Calibri" w:cs="Calibri" w:eastAsia="Calibri" w:hAnsi="Calibri"/>
+          <w:color w:val="1A1A1A"/>
+          <w:sz w:val="21"/>
+          <w:szCs w:val="21"/>
+        </w:rPr>
+        <w:t xml:space="preserve"> </w:t>
+      </w:r>
+      <w:hyperlink w:history="1" r:id="rIdu7ypkar-sur727-6pknxi">
+        <w:r>
+          <w:rPr>
+            <w:rFonts w:ascii="Calibri" w:cs="Calibri" w:eastAsia="Calibri" w:hAnsi="Calibri"/>
+            <w:color w:val="1A4D8F"/>
+            <w:sz w:val="17"/>
+            <w:szCs w:val="17"/>
+          </w:rPr>
+          <w:t xml:space="preserve">[3]</w:t>
+        </w:r>
+      </w:hyperlink>
+    </w:p>
+    <w:p>
+      <w:pPr>
+        <w:pStyle w:val="ListParagraph"/>
+        <w:numPr>
+          <w:ilvl w:val="0"/>
+          <w:numId w:val="2"/>
+        </w:numPr>
+        <w:spacing w:after="50" w:line="259"/>
+      </w:pPr>
+      <w:r>
+        <w:rPr>
+          <w:rFonts w:ascii="Calibri" w:cs="Calibri" w:eastAsia="Calibri" w:hAnsi="Calibri"/>
+          <w:color w:val="1A1A1A"/>
+          <w:sz w:val="21"/>
+          <w:szCs w:val="21"/>
+        </w:rPr>
+        <w:t xml:space="preserve">Older allegations of a 'frat-boy' party culture, misconduct at events, and cover-ups. Sourcing for these varies (TPUSA).</w:t>
+      </w:r>
+      <w:r>
+        <w:rPr>
+          <w:rFonts w:ascii="Calibri" w:cs="Calibri" w:eastAsia="Calibri" w:hAnsi="Calibri"/>
+          <w:color w:val="1A1A1A"/>
+          <w:sz w:val="21"/>
+          <w:szCs w:val="21"/>
+        </w:rPr>
+        <w:t xml:space="preserve"> </w:t>
+      </w:r>
+      <w:hyperlink w:history="1" r:id="rIdvqaw7cvfkatq_w9uhoimh">
+        <w:r>
+          <w:rPr>
+            <w:rFonts w:ascii="Calibri" w:cs="Calibri" w:eastAsia="Calibri" w:hAnsi="Calibri"/>
+            <w:color w:val="1A4D8F"/>
+            <w:sz w:val="17"/>
+            <w:szCs w:val="17"/>
+          </w:rPr>
+          <w:t xml:space="preserve">[1]</w:t>
+        </w:r>
+      </w:hyperlink>
+      <w:r>
+        <w:rPr>
+          <w:rFonts w:ascii="Calibri" w:cs="Calibri" w:eastAsia="Calibri" w:hAnsi="Calibri"/>
+          <w:color w:val="1A1A1A"/>
+          <w:sz w:val="21"/>
+          <w:szCs w:val="21"/>
+        </w:rPr>
+        <w:t xml:space="preserve"> </w:t>
+      </w:r>
+      <w:hyperlink w:history="1" r:id="rIdpvscrk5tih4pyavt95hxi">
+        <w:r>
+          <w:rPr>
+            <w:rFonts w:ascii="Calibri" w:cs="Calibri" w:eastAsia="Calibri" w:hAnsi="Calibri"/>
+            <w:color w:val="1A4D8F"/>
+            <w:sz w:val="17"/>
+            <w:szCs w:val="17"/>
+          </w:rPr>
+          <w:t xml:space="preserve">[2]</w:t>
+        </w:r>
+      </w:hyperlink>
+    </w:p>
+    <w:p>
+      <w:pPr>
+        <w:pStyle w:val="ListParagraph"/>
+        <w:numPr>
+          <w:ilvl w:val="0"/>
+          <w:numId w:val="2"/>
+        </w:numPr>
+        <w:spacing w:after="50" w:line="259"/>
+      </w:pPr>
+      <w:r>
+        <w:rPr>
+          <w:rFonts w:ascii="Calibri" w:cs="Calibri" w:eastAsia="Calibri" w:hAnsi="Calibri"/>
+          <w:color w:val="1A1A1A"/>
+          <w:sz w:val="21"/>
+          <w:szCs w:val="21"/>
+        </w:rPr>
+        <w:t xml:space="preserve">Ballot chase jobs follow the election calendar and are tied to one ZIP code. They need your own car, a license, and a background check, and some require living within 3 miles of the territory. The postings seen do not say how long the job lasts (TPA).</w:t>
+      </w:r>
+      <w:r>
+        <w:rPr>
+          <w:rFonts w:ascii="Calibri" w:cs="Calibri" w:eastAsia="Calibri" w:hAnsi="Calibri"/>
+          <w:color w:val="1A1A1A"/>
+          <w:sz w:val="21"/>
+          <w:szCs w:val="21"/>
+        </w:rPr>
+        <w:t xml:space="preserve"> </w:t>
+      </w:r>
+      <w:hyperlink w:history="1" r:id="rIdduc0ufemcenm6hdsfdu75">
+        <w:r>
+          <w:rPr>
+            <w:rFonts w:ascii="Calibri" w:cs="Calibri" w:eastAsia="Calibri" w:hAnsi="Calibri"/>
+            <w:color w:val="1A4D8F"/>
+            <w:sz w:val="17"/>
+            <w:szCs w:val="17"/>
+          </w:rPr>
+          <w:t xml:space="preserve">[1]</w:t>
+        </w:r>
+      </w:hyperlink>
+      <w:r>
+        <w:rPr>
+          <w:rFonts w:ascii="Calibri" w:cs="Calibri" w:eastAsia="Calibri" w:hAnsi="Calibri"/>
+          <w:color w:val="1A1A1A"/>
+          <w:sz w:val="21"/>
+          <w:szCs w:val="21"/>
+        </w:rPr>
+        <w:t xml:space="preserve"> </w:t>
+      </w:r>
+      <w:hyperlink w:history="1" r:id="rIdxzoxh4noufhykeyovw4uu">
+        <w:r>
+          <w:rPr>
+            <w:rFonts w:ascii="Calibri" w:cs="Calibri" w:eastAsia="Calibri" w:hAnsi="Calibri"/>
+            <w:color w:val="1A4D8F"/>
+            <w:sz w:val="17"/>
+            <w:szCs w:val="17"/>
+          </w:rPr>
+          <w:t xml:space="preserve">[2]</w:t>
         </w:r>
       </w:hyperlink>
     </w:p>
@@ -1506,7 +1898,7 @@
           <w:sz w:val="21"/>
           <w:szCs w:val="21"/>
         </w:rPr>
-        <w:t xml:space="preserve">Do not quote the 3.1 to 3.4 "Turning Point" ratings on Glassdoor or Indeed. They belong to unrelated organizations, mainly a UK care charity.</w:t>
+        <w:t xml:space="preserve">No employee reviews exist for Turning Point Action itself. Every rating and quote here is from Turning Point USA, a separate legal entity, and covers the whole company rather than the media or field teams.</w:t>
       </w:r>
     </w:p>
     <w:p>
@@ -1525,7 +1917,7 @@
           <w:sz w:val="21"/>
           <w:szCs w:val="21"/>
         </w:rPr>
-        <w:t xml:space="preserve">Ballot Chaser: the territory zip code on his posting is unknown, and the job likely ends at the November 3, 2026 election, three weeks away.</w:t>
+        <w:t xml:space="preserve">Former staff say people were questioned about loyalty and then fired after September 2025, and a PR manager says she was dismissed for asking questions. These claims are disputed and not verified, but they are recent and touch the media/PR side.</w:t>
       </w:r>
     </w:p>
     <w:p>
@@ -1544,7 +1936,7 @@
           <w:sz w:val="21"/>
           <w:szCs w:val="21"/>
         </w:rPr>
-        <w:t xml:space="preserve">Media Administrator: the duties are an editor's job but the title says administrator, and the ZipRecruiter range ($42,000 to $64,500) supports that worry. Ask for the pay band and who the job reports to.</w:t>
+        <w:t xml:space="preserve">A Glassdoor reviewer claimed management pushes staff to post positive reviews. This is not verified, but if true the 3.6 rating would be inflated.</w:t>
       </w:r>
     </w:p>
     <w:p>
@@ -1563,7 +1955,45 @@
           <w:sz w:val="21"/>
           <w:szCs w:val="21"/>
         </w:rPr>
-        <w:t xml:space="preserve">This research did not check for layoffs, lawsuits or culture news, because the web-search budget ran out.</w:t>
+        <w:t xml:space="preserve">TPUSA's Glassdoor page still lists Charlie Kirk as CEO, so its CEO-approval number (74%) does not reflect current leadership.</w:t>
+      </w:r>
+    </w:p>
+    <w:p>
+      <w:pPr>
+        <w:pStyle w:val="ListParagraph"/>
+        <w:numPr>
+          <w:ilvl w:val="0"/>
+          <w:numId w:val="2"/>
+        </w:numPr>
+        <w:spacing w:after="50" w:line="259"/>
+      </w:pPr>
+      <w:r>
+        <w:rPr>
+          <w:rFonts w:ascii="Calibri" w:cs="Calibri" w:eastAsia="Calibri" w:hAnsi="Calibri"/>
+          <w:color w:val="1A1A1A"/>
+          <w:sz w:val="21"/>
+          <w:szCs w:val="21"/>
+        </w:rPr>
+        <w:t xml:space="preserve">The Media Administrator listing was seen only as a Talent.com snippet with no date, duties, or pay. Confirm on tpaction.com/careers that it is still open.</w:t>
+      </w:r>
+    </w:p>
+    <w:p>
+      <w:pPr>
+        <w:pStyle w:val="ListParagraph"/>
+        <w:numPr>
+          <w:ilvl w:val="0"/>
+          <w:numId w:val="2"/>
+        </w:numPr>
+        <w:spacing w:after="50" w:line="259"/>
+      </w:pPr>
+      <w:r>
+        <w:rPr>
+          <w:rFonts w:ascii="Calibri" w:cs="Calibri" w:eastAsia="Calibri" w:hAnsi="Calibri"/>
+          <w:color w:val="1A1A1A"/>
+          <w:sz w:val="21"/>
+          <w:szCs w:val="21"/>
+        </w:rPr>
+        <w:t xml:space="preserve">Many Glassdoor and Indeed 'Turning Point' pages, rated about 2.7 to 3.4, belong to unrelated employers such as a UK health charity. Do not mix them with TPA or TPUSA.</w:t>
       </w:r>
     </w:p>
     <w:p>
@@ -1593,7 +2023,7 @@
           <w:sz w:val="21"/>
           <w:szCs w:val="21"/>
         </w:rPr>
-        <w:t xml:space="preserve">There is no public record of employee reviews for Turning Point Action, so nothing outside says what day-to-day work there is like. He will need to ask directly in interviews. What can be checked: TPAction is hiring around Phoenix now, the Media Administrator job is the real fit, and the listed pay ($42,000 to $64,500 on ZipRecruiter) is well under his $75,000 floor. The ballot chase jobs pay less, are tied to set zip codes, and likely end with the November 3 election. Get the pay band and the reporting line before putting in more time.</w:t>
+        <w:t xml:space="preserve">There is no direct review data for Turning Point Action, so everything here comes from its sister group, TPUSA. TPUSA's ratings are middling: 3.6/5 on Glassdoor from 117 reviews and 3.1/5 on Indeed from 37. Reviews are mixed. Positives are the mission, the culture for young staff, and value as a first job in politics. Negatives are management, long hours, pay, and turnover. On top of that, there are unverified reports of loyalty-based firings since late 2025. TPA is hiring heavily for 2026, and both roles are in Mesa or Phoenix, so the jobs look real and close to home. For Ballot Chaser, ask how long the job lasts, what the weekly hours are, and whether mileage is reimbursed. For Media Administrator, ask who the role reports to, how big the media team is, what after-hours or weekend coverage is expected, and how much staff turnover the team has had since 2025.</w:t>
       </w:r>
     </w:p>
     <w:p>
@@ -1624,7 +2054,7 @@
         </w:numPr>
         <w:spacing w:after="50" w:line="259"/>
       </w:pPr>
-      <w:hyperlink w:history="1" r:id="rIdzebt69oohyi37pdwb7urj">
+      <w:hyperlink w:history="1" r:id="rIddjuqjon4neo6mecaly3s6">
         <w:r>
           <w:rPr>
             <w:rFonts w:ascii="Calibri" w:cs="Calibri" w:eastAsia="Calibri" w:hAnsi="Calibri"/>
@@ -1633,7 +2063,7 @@
             <w:szCs w:val="21"/>
             <w:u w:val="single"/>
           </w:rPr>
-          <w:t xml:space="preserve">Wikipedia: Turning Point Action</w:t>
+          <w:t xml:space="preserve">Glassdoor - Turning Point USA reviews (E843582)</w:t>
         </w:r>
       </w:hyperlink>
       <w:r>
@@ -1643,7 +2073,7 @@
           <w:sz w:val="17"/>
           <w:szCs w:val="17"/>
         </w:rPr>
-        <w:t xml:space="preserve">  https://en.wikipedia.org/wiki/Turning_Point_Action</w:t>
+        <w:t xml:space="preserve">  https://www.glassdoor.co.in/Reviews/Turning-Point-USA-Reviews-E843582.htm</w:t>
       </w:r>
     </w:p>
     <w:p>
@@ -1655,7 +2085,7 @@
         </w:numPr>
         <w:spacing w:after="50" w:line="259"/>
       </w:pPr>
-      <w:hyperlink w:history="1" r:id="rIdhfmx_x84mgyerjbf6ayhv">
+      <w:hyperlink w:history="1" r:id="rIdqxmc4s5hvr8ri_vnr8i1m">
         <w:r>
           <w:rPr>
             <w:rFonts w:ascii="Calibri" w:cs="Calibri" w:eastAsia="Calibri" w:hAnsi="Calibri"/>
@@ -1664,7 +2094,7 @@
             <w:szCs w:val="21"/>
             <w:u w:val="single"/>
           </w:rPr>
-          <w:t xml:space="preserve">Fortune: Kirk assassination, Erika Kirk and Turning Point (Sept 18, 2025)</w:t>
+          <w:t xml:space="preserve">Glassdoor - Turning Point USA Phoenix reviews</w:t>
         </w:r>
       </w:hyperlink>
       <w:r>
@@ -1674,7 +2104,7 @@
           <w:sz w:val="17"/>
           <w:szCs w:val="17"/>
         </w:rPr>
-        <w:t xml:space="preserve">  https://www.fortune.com/2025/09/18/kirk-assassination-erica-kirk-turning-point</w:t>
+        <w:t xml:space="preserve">  https://www.glassdoor.com/Reviews/Turning-Point-USA-Phoenix-Reviews-EI_IE843582.0,17_IL.18,25_IM678.htm</w:t>
       </w:r>
     </w:p>
     <w:p>
@@ -1686,7 +2116,7 @@
         </w:numPr>
         <w:spacing w:after="50" w:line="259"/>
       </w:pPr>
-      <w:hyperlink w:history="1" r:id="rId174crceyhjq3lznc8ftiz">
+      <w:hyperlink w:history="1" r:id="rId11xgg-kvpyj_xuggycpar">
         <w:r>
           <w:rPr>
             <w:rFonts w:ascii="Calibri" w:cs="Calibri" w:eastAsia="Calibri" w:hAnsi="Calibri"/>
@@ -1695,7 +2125,7 @@
             <w:szCs w:val="21"/>
             <w:u w:val="single"/>
           </w:rPr>
-          <w:t xml:space="preserve">Telemundo 51: Erika Kirk named CEO of Turning Point USA</w:t>
+          <w:t xml:space="preserve">Glassdoor - Turning Point USA US reviews</w:t>
         </w:r>
       </w:hyperlink>
       <w:r>
@@ -1705,7 +2135,7 @@
           <w:sz w:val="17"/>
           <w:szCs w:val="17"/>
         </w:rPr>
-        <w:t xml:space="preserve">  https://www.telemundo51.com/noticias/eeuu/arizona-erika-kirk-turning-point-usa-asesinato-charlie-kirk-ceo/2700009/?amp=1</w:t>
+        <w:t xml:space="preserve">  https://www.glassdoor.com/Reviews/Turning-Point-USA-US-Reviews-EI_IE843582.0,17_IL.18,20_IN1.htm</w:t>
       </w:r>
     </w:p>
     <w:p>
@@ -1717,7 +2147,7 @@
         </w:numPr>
         <w:spacing w:after="50" w:line="259"/>
       </w:pPr>
-      <w:hyperlink w:history="1" r:id="rIdautkhtftddzfuxytmb8n1">
+      <w:hyperlink w:history="1" r:id="rIdalpxkp3-rkt3gizgs0f2h">
         <w:r>
           <w:rPr>
             <w:rFonts w:ascii="Calibri" w:cs="Calibri" w:eastAsia="Calibri" w:hAnsi="Calibri"/>
@@ -1726,7 +2156,7 @@
             <w:szCs w:val="21"/>
             <w:u w:val="single"/>
           </w:rPr>
-          <w:t xml:space="preserve">Telegraph Herald: TPAction activists at the Iowa State Fair (2026)</w:t>
+          <w:t xml:space="preserve">Glassdoor - Turning Point USA United States reviews</w:t>
         </w:r>
       </w:hyperlink>
       <w:r>
@@ -1736,7 +2166,7 @@
           <w:sz w:val="17"/>
           <w:szCs w:val="17"/>
         </w:rPr>
-        <w:t xml:space="preserve">  https://www.telegraphherald.com/news/national_world/article_a33c5e36-ba0c-5aa8-ae92-a3517c0dda22.html</w:t>
+        <w:t xml:space="preserve">  https://www.glassdoor.com/Reviews/Turning-Point-USA-United-States-Reviews-EI_IE843582.0,17_IL.18,31_IN1.htm</w:t>
       </w:r>
     </w:p>
     <w:p>
@@ -1748,7 +2178,7 @@
         </w:numPr>
         <w:spacing w:after="50" w:line="259"/>
       </w:pPr>
-      <w:hyperlink w:history="1" r:id="rIdcemmcfwx1g-boy71por4_">
+      <w:hyperlink w:history="1" r:id="rIdjjp9eeqr-evlizsf_yxpe">
         <w:r>
           <w:rPr>
             <w:rFonts w:ascii="Calibri" w:cs="Calibri" w:eastAsia="Calibri" w:hAnsi="Calibri"/>
@@ -1757,7 +2187,7 @@
             <w:szCs w:val="21"/>
             <w:u w:val="single"/>
           </w:rPr>
-          <w:t xml:space="preserve">ZipRecruiter: Media Administrator search, Phoenix (TPAction listing, $42,000 to $64,500)</w:t>
+          <w:t xml:space="preserve">Glassdoor - Turning Point USA 'pay' reviews</w:t>
         </w:r>
       </w:hyperlink>
       <w:r>
@@ -1767,7 +2197,7 @@
           <w:sz w:val="17"/>
           <w:szCs w:val="17"/>
         </w:rPr>
-        <w:t xml:space="preserve">  https://www.ziprecruiter.com/jobs-search?search=Media+Administrator&amp;location=Phoenix%2C+AZ&amp;tsid=100000502</w:t>
+        <w:t xml:space="preserve">  https://www.glassdoor.com/Reviews/Turning-Point-USA-pay-Reviews-EI_IE843582.0,17_KH18,21.htm</w:t>
       </w:r>
     </w:p>
     <w:p>
@@ -1779,7 +2209,7 @@
         </w:numPr>
         <w:spacing w:after="50" w:line="259"/>
       </w:pPr>
-      <w:hyperlink w:history="1" r:id="rIdr7isyolzymcz26xs4nbnj">
+      <w:hyperlink w:history="1" r:id="rIdomfurzx0yltg94fug0toh">
         <w:r>
           <w:rPr>
             <w:rFonts w:ascii="Calibri" w:cs="Calibri" w:eastAsia="Calibri" w:hAnsi="Calibri"/>
@@ -1788,7 +2218,7 @@
             <w:szCs w:val="21"/>
             <w:u w:val="single"/>
           </w:rPr>
-          <w:t xml:space="preserve">ZipRecruiter: TPAction ballot chase search, Mesa within 25 miles</w:t>
+          <w:t xml:space="preserve">Glassdoor - Turning Point USA 'salary' reviews</w:t>
         </w:r>
       </w:hyperlink>
       <w:r>
@@ -1798,7 +2228,7 @@
           <w:sz w:val="17"/>
           <w:szCs w:val="17"/>
         </w:rPr>
-        <w:t xml:space="preserve">  https://www.ziprecruiter.com/jobs-search?search=Turning+Point+Action+ballot+chase&amp;location=Mesa%2C+AZ&amp;radius=25&amp;tsid=100000502</w:t>
+        <w:t xml:space="preserve">  https://www.glassdoor.com/Reviews/Turning-Point-USA-salary-Reviews-EI_IE843582.0,17_KH18,24.htm</w:t>
       </w:r>
     </w:p>
     <w:p>
@@ -1810,7 +2240,7 @@
         </w:numPr>
         <w:spacing w:after="50" w:line="259"/>
       </w:pPr>
-      <w:hyperlink w:history="1" r:id="rId2xaavpp-m7qf5zc98iog_">
+      <w:hyperlink w:history="1" r:id="rId72pxnruwih8ahpfi0vxrf">
         <w:r>
           <w:rPr>
             <w:rFonts w:ascii="Calibri" w:cs="Calibri" w:eastAsia="Calibri" w:hAnsi="Calibri"/>
@@ -1819,7 +2249,7 @@
             <w:szCs w:val="21"/>
             <w:u w:val="single"/>
           </w:rPr>
-          <w:t xml:space="preserve">ZipRecruiter: TPAction and TPUSA listings, Phoenix</w:t>
+          <w:t xml:space="preserve">Glassdoor review - Great job to start a career in conservative politics (TPUSA)</w:t>
         </w:r>
       </w:hyperlink>
       <w:r>
@@ -1829,7 +2259,7 @@
           <w:sz w:val="17"/>
           <w:szCs w:val="17"/>
         </w:rPr>
-        <w:t xml:space="preserve">  https://www.ziprecruiter.com/jobs-search?search=Media+Administrator+Turning+Point+Action&amp;location=Phoenix%2C+AZ&amp;tsid=100000502</w:t>
+        <w:t xml:space="preserve">  https://www.glassdoor.co.in/Reviews/Employee-Review-Turning-Point-USA-E843582-RVW54936838.htm</w:t>
       </w:r>
     </w:p>
     <w:p>
@@ -1841,7 +2271,7 @@
         </w:numPr>
         <w:spacing w:after="50" w:line="259"/>
       </w:pPr>
-      <w:hyperlink w:history="1" r:id="rIdjai8cpt9ps-o8qlwsiuie">
+      <w:hyperlink w:history="1" r:id="rId-a9zawfy39qe1cxp6tmvw">
         <w:r>
           <w:rPr>
             <w:rFonts w:ascii="Calibri" w:cs="Calibri" w:eastAsia="Calibri" w:hAnsi="Calibri"/>
@@ -1850,7 +2280,7 @@
             <w:szCs w:val="21"/>
             <w:u w:val="single"/>
           </w:rPr>
-          <w:t xml:space="preserve">Glassdoor: "Turning Point" (unrelated UK charity, not TPAction)</w:t>
+          <w:t xml:space="preserve">Glassdoor review - Great Place If Your Fresh Outta College (TPUSA)</w:t>
         </w:r>
       </w:hyperlink>
       <w:r>
@@ -1860,7 +2290,7 @@
           <w:sz w:val="17"/>
           <w:szCs w:val="17"/>
         </w:rPr>
-        <w:t xml:space="preserve">  https://www.glassdoor.com/Reviews/Turning-Point-Reviews-E436918.htm</w:t>
+        <w:t xml:space="preserve">  https://www.glassdoor.com/Reviews/Employee-Review-Turning-Point-USA-E843582-RVW76346639.htm</w:t>
       </w:r>
     </w:p>
     <w:p>
@@ -1872,7 +2302,7 @@
         </w:numPr>
         <w:spacing w:after="50" w:line="259"/>
       </w:pPr>
-      <w:hyperlink w:history="1" r:id="rIddltba27l5d_aes8kbzecq">
+      <w:hyperlink w:history="1" r:id="rId49arj2lszkqbghgnducq6">
         <w:r>
           <w:rPr>
             <w:rFonts w:ascii="Calibri" w:cs="Calibri" w:eastAsia="Calibri" w:hAnsi="Calibri"/>
@@ -1881,7 +2311,7 @@
             <w:szCs w:val="21"/>
             <w:u w:val="single"/>
           </w:rPr>
-          <w:t xml:space="preserve">Indeed: "Turning Point" (unrelated employer, not TPAction)</w:t>
+          <w:t xml:space="preserve">Glassdoor review - Unpleasant experience (TPUSA)</w:t>
         </w:r>
       </w:hyperlink>
       <w:r>
@@ -1891,7 +2321,565 @@
           <w:sz w:val="17"/>
           <w:szCs w:val="17"/>
         </w:rPr>
-        <w:t xml:space="preserve">  https://www.indeed.com/cmp/Turning-Point</w:t>
+        <w:t xml:space="preserve">  https://www.glassdoor.com/Reviews/Employee-Review-Turning-Point-USA-E843582-RVW11724293.htm</w:t>
+      </w:r>
+    </w:p>
+    <w:p>
+      <w:pPr>
+        <w:pStyle w:val="ListParagraph"/>
+        <w:numPr>
+          <w:ilvl w:val="0"/>
+          <w:numId w:val="3"/>
+        </w:numPr>
+        <w:spacing w:after="50" w:line="259"/>
+      </w:pPr>
+      <w:hyperlink w:history="1" r:id="rIdq5uhblbjbchtlqlejh_0f">
+        <w:r>
+          <w:rPr>
+            <w:rFonts w:ascii="Calibri" w:cs="Calibri" w:eastAsia="Calibri" w:hAnsi="Calibri"/>
+            <w:color w:val="1A4D8F"/>
+            <w:sz w:val="21"/>
+            <w:szCs w:val="21"/>
+            <w:u w:val="single"/>
+          </w:rPr>
+          <w:t xml:space="preserve">Indeed - Turning Point USA company page</w:t>
+        </w:r>
+      </w:hyperlink>
+      <w:r>
+        <w:rPr>
+          <w:rFonts w:ascii="Calibri" w:cs="Calibri" w:eastAsia="Calibri" w:hAnsi="Calibri"/>
+          <w:color w:val="777777"/>
+          <w:sz w:val="17"/>
+          <w:szCs w:val="17"/>
+        </w:rPr>
+        <w:t xml:space="preserve">  https://www.indeed.com/cmp/Turning-Point-USA</w:t>
+      </w:r>
+    </w:p>
+    <w:p>
+      <w:pPr>
+        <w:pStyle w:val="ListParagraph"/>
+        <w:numPr>
+          <w:ilvl w:val="0"/>
+          <w:numId w:val="3"/>
+        </w:numPr>
+        <w:spacing w:after="50" w:line="259"/>
+      </w:pPr>
+      <w:hyperlink w:history="1" r:id="rIdqby8coasilcvbo1_jqlo6">
+        <w:r>
+          <w:rPr>
+            <w:rFonts w:ascii="Calibri" w:cs="Calibri" w:eastAsia="Calibri" w:hAnsi="Calibri"/>
+            <w:color w:val="1A4D8F"/>
+            <w:sz w:val="21"/>
+            <w:szCs w:val="21"/>
+            <w:u w:val="single"/>
+          </w:rPr>
+          <w:t xml:space="preserve">Wikipedia - Turning Point Action</w:t>
+        </w:r>
+      </w:hyperlink>
+      <w:r>
+        <w:rPr>
+          <w:rFonts w:ascii="Calibri" w:cs="Calibri" w:eastAsia="Calibri" w:hAnsi="Calibri"/>
+          <w:color w:val="777777"/>
+          <w:sz w:val="17"/>
+          <w:szCs w:val="17"/>
+        </w:rPr>
+        <w:t xml:space="preserve">  https://en.wikipedia.org/wiki/Turning_Point_Action</w:t>
+      </w:r>
+    </w:p>
+    <w:p>
+      <w:pPr>
+        <w:pStyle w:val="ListParagraph"/>
+        <w:numPr>
+          <w:ilvl w:val="0"/>
+          <w:numId w:val="3"/>
+        </w:numPr>
+        <w:spacing w:after="50" w:line="259"/>
+      </w:pPr>
+      <w:hyperlink w:history="1" r:id="rIdjmtyogw_hyhfhkja5_08j">
+        <w:r>
+          <w:rPr>
+            <w:rFonts w:ascii="Calibri" w:cs="Calibri" w:eastAsia="Calibri" w:hAnsi="Calibri"/>
+            <w:color w:val="1A4D8F"/>
+            <w:sz w:val="21"/>
+            <w:szCs w:val="21"/>
+            <w:u w:val="single"/>
+          </w:rPr>
+          <w:t xml:space="preserve">Revelio Labs - Turning Point Action employees and postings</w:t>
+        </w:r>
+      </w:hyperlink>
+      <w:r>
+        <w:rPr>
+          <w:rFonts w:ascii="Calibri" w:cs="Calibri" w:eastAsia="Calibri" w:hAnsi="Calibri"/>
+          <w:color w:val="777777"/>
+          <w:sz w:val="17"/>
+          <w:szCs w:val="17"/>
+        </w:rPr>
+        <w:t xml:space="preserve">  https://www.reveliolabs.com/companies/turning-point-action/employees</w:t>
+      </w:r>
+    </w:p>
+    <w:p>
+      <w:pPr>
+        <w:pStyle w:val="ListParagraph"/>
+        <w:numPr>
+          <w:ilvl w:val="0"/>
+          <w:numId w:val="3"/>
+        </w:numPr>
+        <w:spacing w:after="50" w:line="259"/>
+      </w:pPr>
+      <w:hyperlink w:history="1" r:id="rId8kiwzumojshsueqkmiosq">
+        <w:r>
+          <w:rPr>
+            <w:rFonts w:ascii="Calibri" w:cs="Calibri" w:eastAsia="Calibri" w:hAnsi="Calibri"/>
+            <w:color w:val="1A4D8F"/>
+            <w:sz w:val="21"/>
+            <w:szCs w:val="21"/>
+            <w:u w:val="single"/>
+          </w:rPr>
+          <w:t xml:space="preserve">Jobs in Government - Mesa High Ballot Chase Representative</w:t>
+        </w:r>
+      </w:hyperlink>
+      <w:r>
+        <w:rPr>
+          <w:rFonts w:ascii="Calibri" w:cs="Calibri" w:eastAsia="Calibri" w:hAnsi="Calibri"/>
+          <w:color w:val="777777"/>
+          <w:sz w:val="17"/>
+          <w:szCs w:val="17"/>
+        </w:rPr>
+        <w:t xml:space="preserve">  https://www.jobsingovernment.com/job/1617870/mesa-high-ballot-chase-representative/</w:t>
+      </w:r>
+    </w:p>
+    <w:p>
+      <w:pPr>
+        <w:pStyle w:val="ListParagraph"/>
+        <w:numPr>
+          <w:ilvl w:val="0"/>
+          <w:numId w:val="3"/>
+        </w:numPr>
+        <w:spacing w:after="50" w:line="259"/>
+      </w:pPr>
+      <w:hyperlink w:history="1" r:id="rId8wr8z2mkygnw39damv-s1">
+        <w:r>
+          <w:rPr>
+            <w:rFonts w:ascii="Calibri" w:cs="Calibri" w:eastAsia="Calibri" w:hAnsi="Calibri"/>
+            <w:color w:val="1A4D8F"/>
+            <w:sz w:val="21"/>
+            <w:szCs w:val="21"/>
+            <w:u w:val="single"/>
+          </w:rPr>
+          <w:t xml:space="preserve">Jobs in Government - Enid Park Ballot Chase Representative (85206)</w:t>
+        </w:r>
+      </w:hyperlink>
+      <w:r>
+        <w:rPr>
+          <w:rFonts w:ascii="Calibri" w:cs="Calibri" w:eastAsia="Calibri" w:hAnsi="Calibri"/>
+          <w:color w:val="777777"/>
+          <w:sz w:val="17"/>
+          <w:szCs w:val="17"/>
+        </w:rPr>
+        <w:t xml:space="preserve">  https://www.jobsingovernment.com/job/1524059/enid-park-ballot-chase-representative-85206/</w:t>
+      </w:r>
+    </w:p>
+    <w:p>
+      <w:pPr>
+        <w:pStyle w:val="ListParagraph"/>
+        <w:numPr>
+          <w:ilvl w:val="0"/>
+          <w:numId w:val="3"/>
+        </w:numPr>
+        <w:spacing w:after="50" w:line="259"/>
+      </w:pPr>
+      <w:hyperlink w:history="1" r:id="rIdt4iozmaz5wuee0jdwel32">
+        <w:r>
+          <w:rPr>
+            <w:rFonts w:ascii="Calibri" w:cs="Calibri" w:eastAsia="Calibri" w:hAnsi="Calibri"/>
+            <w:color w:val="1A4D8F"/>
+            <w:sz w:val="21"/>
+            <w:szCs w:val="21"/>
+            <w:u w:val="single"/>
+          </w:rPr>
+          <w:t xml:space="preserve">Jobs in Government - TPA Tucson ballot chase posting</w:t>
+        </w:r>
+      </w:hyperlink>
+      <w:r>
+        <w:rPr>
+          <w:rFonts w:ascii="Calibri" w:cs="Calibri" w:eastAsia="Calibri" w:hAnsi="Calibri"/>
+          <w:color w:val="777777"/>
+          <w:sz w:val="17"/>
+          <w:szCs w:val="17"/>
+        </w:rPr>
+        <w:t xml:space="preserve">  https://jobsingovernment.com/job/2201842/tucson/</w:t>
+      </w:r>
+    </w:p>
+    <w:p>
+      <w:pPr>
+        <w:pStyle w:val="ListParagraph"/>
+        <w:numPr>
+          <w:ilvl w:val="0"/>
+          <w:numId w:val="3"/>
+        </w:numPr>
+        <w:spacing w:after="50" w:line="259"/>
+      </w:pPr>
+      <w:hyperlink w:history="1" r:id="rIdomt_rflrtpvtp2qzssxde">
+        <w:r>
+          <w:rPr>
+            <w:rFonts w:ascii="Calibri" w:cs="Calibri" w:eastAsia="Calibri" w:hAnsi="Calibri"/>
+            <w:color w:val="1A4D8F"/>
+            <w:sz w:val="21"/>
+            <w:szCs w:val="21"/>
+            <w:u w:val="single"/>
+          </w:rPr>
+          <w:t xml:space="preserve">Discover Gila County - Ballot Chase Representative (Pine, AZ)</w:t>
+        </w:r>
+      </w:hyperlink>
+      <w:r>
+        <w:rPr>
+          <w:rFonts w:ascii="Calibri" w:cs="Calibri" w:eastAsia="Calibri" w:hAnsi="Calibri"/>
+          <w:color w:val="777777"/>
+          <w:sz w:val="17"/>
+          <w:szCs w:val="17"/>
+        </w:rPr>
+        <w:t xml:space="preserve">  https://jobs.discovergilacounty.com/job/w6uwpp/ballot-chase-representative/pine/az</w:t>
+      </w:r>
+    </w:p>
+    <w:p>
+      <w:pPr>
+        <w:pStyle w:val="ListParagraph"/>
+        <w:numPr>
+          <w:ilvl w:val="0"/>
+          <w:numId w:val="3"/>
+        </w:numPr>
+        <w:spacing w:after="50" w:line="259"/>
+      </w:pPr>
+      <w:hyperlink w:history="1" r:id="rIdcbzyqcxwpgsm5dusrrkt2">
+        <w:r>
+          <w:rPr>
+            <w:rFonts w:ascii="Calibri" w:cs="Calibri" w:eastAsia="Calibri" w:hAnsi="Calibri"/>
+            <w:color w:val="1A4D8F"/>
+            <w:sz w:val="21"/>
+            <w:szCs w:val="21"/>
+            <w:u w:val="single"/>
+          </w:rPr>
+          <w:t xml:space="preserve">Talent.com - Phoenix media listings (TPA Media Administrator / Media Strategic Specialist)</w:t>
+        </w:r>
+      </w:hyperlink>
+      <w:r>
+        <w:rPr>
+          <w:rFonts w:ascii="Calibri" w:cs="Calibri" w:eastAsia="Calibri" w:hAnsi="Calibri"/>
+          <w:color w:val="777777"/>
+          <w:sz w:val="17"/>
+          <w:szCs w:val="17"/>
+        </w:rPr>
+        <w:t xml:space="preserve">  https://www.talent.com/jobs/k-media-specialist-l-phoenix-az</w:t>
+      </w:r>
+    </w:p>
+    <w:p>
+      <w:pPr>
+        <w:pStyle w:val="ListParagraph"/>
+        <w:numPr>
+          <w:ilvl w:val="0"/>
+          <w:numId w:val="3"/>
+        </w:numPr>
+        <w:spacing w:after="50" w:line="259"/>
+      </w:pPr>
+      <w:hyperlink w:history="1" r:id="rIdybogcbnby-wcnbpjvj4cr">
+        <w:r>
+          <w:rPr>
+            <w:rFonts w:ascii="Calibri" w:cs="Calibri" w:eastAsia="Calibri" w:hAnsi="Calibri"/>
+            <w:color w:val="1A4D8F"/>
+            <w:sz w:val="21"/>
+            <w:szCs w:val="21"/>
+            <w:u w:val="single"/>
+          </w:rPr>
+          <w:t xml:space="preserve">Talent.com - Phoenix media assistant listings</w:t>
+        </w:r>
+      </w:hyperlink>
+      <w:r>
+        <w:rPr>
+          <w:rFonts w:ascii="Calibri" w:cs="Calibri" w:eastAsia="Calibri" w:hAnsi="Calibri"/>
+          <w:color w:val="777777"/>
+          <w:sz w:val="17"/>
+          <w:szCs w:val="17"/>
+        </w:rPr>
+        <w:t xml:space="preserve">  https://do.talent.com/jobs/k-media-assistant-l-phoenix-az</w:t>
+      </w:r>
+    </w:p>
+    <w:p>
+      <w:pPr>
+        <w:pStyle w:val="ListParagraph"/>
+        <w:numPr>
+          <w:ilvl w:val="0"/>
+          <w:numId w:val="3"/>
+        </w:numPr>
+        <w:spacing w:after="50" w:line="259"/>
+      </w:pPr>
+      <w:hyperlink w:history="1" r:id="rIdbsjdykerqpqquchjpzxxi">
+        <w:r>
+          <w:rPr>
+            <w:rFonts w:ascii="Calibri" w:cs="Calibri" w:eastAsia="Calibri" w:hAnsi="Calibri"/>
+            <w:color w:val="1A4D8F"/>
+            <w:sz w:val="21"/>
+            <w:szCs w:val="21"/>
+            <w:u w:val="single"/>
+          </w:rPr>
+          <w:t xml:space="preserve">NPR via KPCW - Trump moves campaign responsibilities to Turning Point Action (2024)</w:t>
+        </w:r>
+      </w:hyperlink>
+      <w:r>
+        <w:rPr>
+          <w:rFonts w:ascii="Calibri" w:cs="Calibri" w:eastAsia="Calibri" w:hAnsi="Calibri"/>
+          <w:color w:val="777777"/>
+          <w:sz w:val="17"/>
+          <w:szCs w:val="17"/>
+        </w:rPr>
+        <w:t xml:space="preserve">  https://www.kpcw.org/npr-news/2024-06-07/trump-moves-many-campaign-responsibilities-to-outside-group-turning-point-action</w:t>
+      </w:r>
+    </w:p>
+    <w:p>
+      <w:pPr>
+        <w:pStyle w:val="ListParagraph"/>
+        <w:numPr>
+          <w:ilvl w:val="0"/>
+          <w:numId w:val="3"/>
+        </w:numPr>
+        <w:spacing w:after="50" w:line="259"/>
+      </w:pPr>
+      <w:hyperlink w:history="1" r:id="rIdi-jwqdnwcp1apbz4otytp">
+        <w:r>
+          <w:rPr>
+            <w:rFonts w:ascii="Calibri" w:cs="Calibri" w:eastAsia="Calibri" w:hAnsi="Calibri"/>
+            <w:color w:val="1A4D8F"/>
+            <w:sz w:val="21"/>
+            <w:szCs w:val="21"/>
+            <w:u w:val="single"/>
+          </w:rPr>
+          <w:t xml:space="preserve">KJZZ - TPA ground game in Arizona (2024)</w:t>
+        </w:r>
+      </w:hyperlink>
+      <w:r>
+        <w:rPr>
+          <w:rFonts w:ascii="Calibri" w:cs="Calibri" w:eastAsia="Calibri" w:hAnsi="Calibri"/>
+          <w:color w:val="777777"/>
+          <w:sz w:val="17"/>
+          <w:szCs w:val="17"/>
+        </w:rPr>
+        <w:t xml:space="preserve">  https://www.kjzz.org/the-show/2024-10-02/donald-trump-doesnt-care-about-ground-game-in-arizona-turning-point-action-is-doing-it-for-him</w:t>
+      </w:r>
+    </w:p>
+    <w:p>
+      <w:pPr>
+        <w:pStyle w:val="ListParagraph"/>
+        <w:numPr>
+          <w:ilvl w:val="0"/>
+          <w:numId w:val="3"/>
+        </w:numPr>
+        <w:spacing w:after="50" w:line="259"/>
+      </w:pPr>
+      <w:hyperlink w:history="1" r:id="rIdj9xg5frycuwwcgdjdhz7v">
+        <w:r>
+          <w:rPr>
+            <w:rFonts w:ascii="Calibri" w:cs="Calibri" w:eastAsia="Calibri" w:hAnsi="Calibri"/>
+            <w:color w:val="1A4D8F"/>
+            <w:sz w:val="21"/>
+            <w:szCs w:val="21"/>
+            <w:u w:val="single"/>
+          </w:rPr>
+          <w:t xml:space="preserve">Daily Signal - Turning Point Action in Indiana (May 2026)</w:t>
+        </w:r>
+      </w:hyperlink>
+      <w:r>
+        <w:rPr>
+          <w:rFonts w:ascii="Calibri" w:cs="Calibri" w:eastAsia="Calibri" w:hAnsi="Calibri"/>
+          <w:color w:val="777777"/>
+          <w:sz w:val="17"/>
+          <w:szCs w:val="17"/>
+        </w:rPr>
+        <w:t xml:space="preserve">  https://www.dailysignal.com/2026/05/07/turning-point-delivered-indiana/</w:t>
+      </w:r>
+    </w:p>
+    <w:p>
+      <w:pPr>
+        <w:pStyle w:val="ListParagraph"/>
+        <w:numPr>
+          <w:ilvl w:val="0"/>
+          <w:numId w:val="3"/>
+        </w:numPr>
+        <w:spacing w:after="50" w:line="259"/>
+      </w:pPr>
+      <w:hyperlink w:history="1" r:id="rIdt2mxrhafjgme-7lbob1r0">
+        <w:r>
+          <w:rPr>
+            <w:rFonts w:ascii="Calibri" w:cs="Calibri" w:eastAsia="Calibri" w:hAnsi="Calibri"/>
+            <w:color w:val="1A4D8F"/>
+            <w:sz w:val="21"/>
+            <w:szCs w:val="21"/>
+            <w:u w:val="single"/>
+          </w:rPr>
+          <w:t xml:space="preserve">Gazette - Turning Point Action after Charlie Kirk's murder</w:t>
+        </w:r>
+      </w:hyperlink>
+      <w:r>
+        <w:rPr>
+          <w:rFonts w:ascii="Calibri" w:cs="Calibri" w:eastAsia="Calibri" w:hAnsi="Calibri"/>
+          <w:color w:val="777777"/>
+          <w:sz w:val="17"/>
+          <w:szCs w:val="17"/>
+        </w:rPr>
+        <w:t xml:space="preserve">  https://gazette.com/?p=1514687</w:t>
+      </w:r>
+    </w:p>
+    <w:p>
+      <w:pPr>
+        <w:pStyle w:val="ListParagraph"/>
+        <w:numPr>
+          <w:ilvl w:val="0"/>
+          <w:numId w:val="3"/>
+        </w:numPr>
+        <w:spacing w:after="50" w:line="259"/>
+      </w:pPr>
+      <w:hyperlink w:history="1" r:id="rIdjgzr2q2si6ofpewez5mjy">
+        <w:r>
+          <w:rPr>
+            <w:rFonts w:ascii="Calibri" w:cs="Calibri" w:eastAsia="Calibri" w:hAnsi="Calibri"/>
+            <w:color w:val="1A4D8F"/>
+            <w:sz w:val="21"/>
+            <w:szCs w:val="21"/>
+            <w:u w:val="single"/>
+          </w:rPr>
+          <w:t xml:space="preserve">Factually - TPUSA whistleblower allegations since 2025</w:t>
+        </w:r>
+      </w:hyperlink>
+      <w:r>
+        <w:rPr>
+          <w:rFonts w:ascii="Calibri" w:cs="Calibri" w:eastAsia="Calibri" w:hAnsi="Calibri"/>
+          <w:color w:val="777777"/>
+          <w:sz w:val="17"/>
+          <w:szCs w:val="17"/>
+        </w:rPr>
+        <w:t xml:space="preserve">  https://factually.co/fact-checks/politics/turning-point-usa-whistleblower-allegations-internal-culture-since-2025-8c23f8</w:t>
+      </w:r>
+    </w:p>
+    <w:p>
+      <w:pPr>
+        <w:pStyle w:val="ListParagraph"/>
+        <w:numPr>
+          <w:ilvl w:val="0"/>
+          <w:numId w:val="3"/>
+        </w:numPr>
+        <w:spacing w:after="50" w:line="259"/>
+      </w:pPr>
+      <w:hyperlink w:history="1" r:id="rIdsq_mujuvjlneoncbxuzsx">
+        <w:r>
+          <w:rPr>
+            <w:rFonts w:ascii="Calibri" w:cs="Calibri" w:eastAsia="Calibri" w:hAnsi="Calibri"/>
+            <w:color w:val="1A4D8F"/>
+            <w:sz w:val="21"/>
+            <w:szCs w:val="21"/>
+            <w:u w:val="single"/>
+          </w:rPr>
+          <w:t xml:space="preserve">Factually - Former TPUSA employee workplace allegations</w:t>
+        </w:r>
+      </w:hyperlink>
+      <w:r>
+        <w:rPr>
+          <w:rFonts w:ascii="Calibri" w:cs="Calibri" w:eastAsia="Calibri" w:hAnsi="Calibri"/>
+          <w:color w:val="777777"/>
+          <w:sz w:val="17"/>
+          <w:szCs w:val="17"/>
+        </w:rPr>
+        <w:t xml:space="preserve">  https://factually.co/fact-checks/politics/former-tpusa-employees-allegations-workplace-environment-13c389</w:t>
+      </w:r>
+    </w:p>
+    <w:p>
+      <w:pPr>
+        <w:pStyle w:val="ListParagraph"/>
+        <w:numPr>
+          <w:ilvl w:val="0"/>
+          <w:numId w:val="3"/>
+        </w:numPr>
+        <w:spacing w:after="50" w:line="259"/>
+      </w:pPr>
+      <w:hyperlink w:history="1" r:id="rIdvwrto5tjv5fjpoltgfvoj">
+        <w:r>
+          <w:rPr>
+            <w:rFonts w:ascii="Calibri" w:cs="Calibri" w:eastAsia="Calibri" w:hAnsi="Calibri"/>
+            <w:color w:val="1A4D8F"/>
+            <w:sz w:val="21"/>
+            <w:szCs w:val="21"/>
+            <w:u w:val="single"/>
+          </w:rPr>
+          <w:t xml:space="preserve">Factually - TPUSA response to workplace harassment allegations</w:t>
+        </w:r>
+      </w:hyperlink>
+      <w:r>
+        <w:rPr>
+          <w:rFonts w:ascii="Calibri" w:cs="Calibri" w:eastAsia="Calibri" w:hAnsi="Calibri"/>
+          <w:color w:val="777777"/>
+          <w:sz w:val="17"/>
+          <w:szCs w:val="17"/>
+        </w:rPr>
+        <w:t xml:space="preserve">  https://factually.co/fact-checks/media/turning-point-usa-response-workplace-harassment-d9011f</w:t>
+      </w:r>
+    </w:p>
+    <w:p>
+      <w:pPr>
+        <w:pStyle w:val="ListParagraph"/>
+        <w:numPr>
+          <w:ilvl w:val="0"/>
+          <w:numId w:val="3"/>
+        </w:numPr>
+        <w:spacing w:after="50" w:line="259"/>
+      </w:pPr>
+      <w:hyperlink w:history="1" r:id="rId1xszrviquzatslkdq_mbp">
+        <w:r>
+          <w:rPr>
+            <w:rFonts w:ascii="Calibri" w:cs="Calibri" w:eastAsia="Calibri" w:hAnsi="Calibri"/>
+            <w:color w:val="1A4D8F"/>
+            <w:sz w:val="21"/>
+            <w:szCs w:val="21"/>
+            <w:u w:val="single"/>
+          </w:rPr>
+          <w:t xml:space="preserve">AOL - Former TPUSA staffer alleges retaliation</w:t>
+        </w:r>
+      </w:hyperlink>
+      <w:r>
+        <w:rPr>
+          <w:rFonts w:ascii="Calibri" w:cs="Calibri" w:eastAsia="Calibri" w:hAnsi="Calibri"/>
+          <w:color w:val="777777"/>
+          <w:sz w:val="17"/>
+          <w:szCs w:val="17"/>
+        </w:rPr>
+        <w:t xml:space="preserve">  https://www.aol.com/lifestyle/former-turning-point-usa-staffer-001510392.html</w:t>
+      </w:r>
+    </w:p>
+    <w:p>
+      <w:pPr>
+        <w:pStyle w:val="ListParagraph"/>
+        <w:numPr>
+          <w:ilvl w:val="0"/>
+          <w:numId w:val="3"/>
+        </w:numPr>
+        <w:spacing w:after="50" w:line="259"/>
+      </w:pPr>
+      <w:hyperlink w:history="1" r:id="rId6jxtngt7jeguvr23xd7pi">
+        <w:r>
+          <w:rPr>
+            <w:rFonts w:ascii="Calibri" w:cs="Calibri" w:eastAsia="Calibri" w:hAnsi="Calibri"/>
+            <w:color w:val="1A4D8F"/>
+            <w:sz w:val="21"/>
+            <w:szCs w:val="21"/>
+            <w:u w:val="single"/>
+          </w:rPr>
+          <w:t xml:space="preserve">Daily Dot - Aubrey Laitsch, former TPUSA employee</w:t>
+        </w:r>
+      </w:hyperlink>
+      <w:r>
+        <w:rPr>
+          <w:rFonts w:ascii="Calibri" w:cs="Calibri" w:eastAsia="Calibri" w:hAnsi="Calibri"/>
+          <w:color w:val="777777"/>
+          <w:sz w:val="17"/>
+          <w:szCs w:val="17"/>
+        </w:rPr>
+        <w:t xml:space="preserve">  https://lede-v2.dailydot.com/turning-point-usa-aubrey-laitsch-former-employee</w:t>
       </w:r>
     </w:p>
     <w:sectPr>
